--- a/Les-5/C practicum les 5.docx
+++ b/Les-5/C practicum les 5.docx
@@ -296,7 +296,7 @@
                         <pic:nvPr/>
                       </pic:nvPicPr>
                       <pic:blipFill>
-                        <a:blip r:embed="rId9"/>
+                        <a:blip r:embed="rId10"/>
                         <a:stretch/>
                       </pic:blipFill>
                       <pic:spPr bwMode="auto">
@@ -336,7 +336,7 @@
                 <o:lock v:ext="edit" aspectratio="t"/>
               </v:shapetype>
               <v:shape id="_x0000_i0" o:spid="_x0000_s0" type="#_x0000_t75" style="width:228.00pt;height:220.50pt;mso-wrap-distance-left:0.00pt;mso-wrap-distance-top:0.00pt;mso-wrap-distance-right:0.00pt;mso-wrap-distance-bottom:0.00pt;z-index:1;" stroked="false">
-                <v:imagedata r:id="rId9" o:title=""/>
+                <v:imagedata r:id="rId10" o:title=""/>
                 <o:lock v:ext="edit" rotation="t"/>
               </v:shape>
             </w:pict>
@@ -3782,6 +3782,7 @@
         <w:ind/>
         <w:rPr/>
       </w:pPr>
+      <w:r/>
       <w:r>
         <w:t xml:space="preserve">Maak een significante aanpassing</w:t>
       </w:r>
@@ -3808,74 +3809,1680 @@
       </w:r>
       <w:r>
         <w:t xml:space="preserve"> functies je hebt gebruikt en wat deze doen</w:t>
-      </w:r>
-      <w:r/>
-    </w:p>
-    <w:p>
-      <w:pPr>
-        <w:pStyle w:val="629"/>
-        <w:numPr>
-          <w:ilvl w:val="0"/>
-          <w:numId w:val="2"/>
-        </w:numPr>
+        <w:br/>
+        <w:br/>
+        <mc:AlternateContent>
+          <mc:Choice Requires="wpg">
+            <w:drawing>
+              <wp:inline xmlns:wp="http://schemas.openxmlformats.org/drawingml/2006/wordprocessingDrawing" distT="0" distB="0" distL="0" distR="0">
+                <wp:extent cx="2876550" cy="2800350"/>
+                <wp:effectExtent l="0" t="0" r="0" b="0"/>
+                <wp:docPr id="2" name=""/>
+                <wp:cNvGraphicFramePr>
+                  <a:graphicFrameLocks xmlns:a="http://schemas.openxmlformats.org/drawingml/2006/main" noChangeAspect="1"/>
+                </wp:cNvGraphicFramePr>
+                <a:graphic xmlns:a="http://schemas.openxmlformats.org/drawingml/2006/main">
+                  <a:graphicData uri="http://schemas.openxmlformats.org/drawingml/2006/picture">
+                    <pic:pic xmlns:pic="http://schemas.openxmlformats.org/drawingml/2006/picture">
+                      <pic:nvPicPr>
+                        <pic:cNvPr id="326371788" name=""/>
+                        <pic:cNvPicPr>
+                          <a:picLocks noChangeAspect="1"/>
+                        </pic:cNvPicPr>
+                        <pic:nvPr/>
+                      </pic:nvPicPr>
+                      <pic:blipFill>
+                        <a:blip r:embed="rId11"/>
+                        <a:stretch/>
+                      </pic:blipFill>
+                      <pic:spPr bwMode="auto">
+                        <a:xfrm>
+                          <a:off x="0" y="0"/>
+                          <a:ext cx="2876549" cy="2800349"/>
+                        </a:xfrm>
+                        <a:prstGeom prst="rect">
+                          <a:avLst/>
+                        </a:prstGeom>
+                      </pic:spPr>
+                    </pic:pic>
+                  </a:graphicData>
+                </a:graphic>
+              </wp:inline>
+            </w:drawing>
+          </mc:Choice>
+          <mc:Fallback>
+            <w:pict>
+              <v:shapetype id="_x0000_t75" coordsize="21600,21600" o:spt="75" o:preferrelative="t" path="m@4@5l@4@11@9@11@9@5xe" filled="f" stroked="f">
+                <v:stroke joinstyle="miter"/>
+                <v:formulas>
+                  <v:f eqn="if lineDrawn pixelLineWidth 0"/>
+                  <v:f eqn="sum @0 1 0"/>
+                  <v:f eqn="sum 0 0 @1"/>
+                  <v:f eqn="prod @2 1 2"/>
+                  <v:f eqn="prod @3 21600 pixelWidth"/>
+                  <v:f eqn="prod @3 21600 pixelHeight"/>
+                  <v:f eqn="sum @0 0 1"/>
+                  <v:f eqn="prod @6 1 2"/>
+                  <v:f eqn="prod @7 21600 pixelWidth"/>
+                  <v:f eqn="sum @8 21600 0"/>
+                  <v:f eqn="prod @7 21600 pixelHeight"/>
+                  <v:f eqn="sum @10 21600 0"/>
+                </v:formulas>
+                <v:path o:extrusionok="f" gradientshapeok="t" o:connecttype="rect"/>
+                <o:lock v:ext="edit" aspectratio="t"/>
+              </v:shapetype>
+              <v:shape id="_x0000_i1" o:spid="_x0000_s1" type="#_x0000_t75" style="width:226.50pt;height:220.50pt;mso-wrap-distance-left:0.00pt;mso-wrap-distance-top:0.00pt;mso-wrap-distance-right:0.00pt;mso-wrap-distance-bottom:0.00pt;z-index:1;" stroked="false">
+                <v:imagedata r:id="rId11" o:title=""/>
+                <o:lock v:ext="edit" rotation="t"/>
+              </v:shape>
+            </w:pict>
+          </mc:Fallback>
+        </mc:AlternateContent>
+      </w:r>
+      <w:r>
+        <w:br/>
+        <w:br/>
+      </w:r>
+      <w:r>
+        <w:t xml:space="preserve">#include &lt;GL/glut.h&gt;  // GLUT library for window and input handling</w:t>
+      </w:r>
+      <w:r/>
+      <w:r/>
+    </w:p>
+    <w:p>
+      <w:pPr>
+        <w:pStyle w:val="33"/>
         <w:pBdr/>
         <w:spacing/>
         <w:ind/>
         <w:rPr/>
       </w:pPr>
       <w:r>
-        <w:t xml:space="preserve">(optioneel) </w:t>
-      </w:r>
-      <w:r>
-        <w:t xml:space="preserve">T</w:t>
-      </w:r>
-      <w:r>
-        <w:t xml:space="preserve">eken met 2D </w:t>
-      </w:r>
-      <w:r>
-        <w:t xml:space="preserve">figuren </w:t>
-      </w:r>
-      <w:r>
-        <w:t xml:space="preserve">de beginstand van een</w:t>
-      </w:r>
-      <w:r>
-        <w:t xml:space="preserve"> damspel</w:t>
-      </w:r>
-      <w:r>
-        <w:t xml:space="preserve">.</w:t>
-      </w:r>
-      <w:r/>
-    </w:p>
-    <w:p>
-      <w:pPr>
-        <w:pStyle w:val="629"/>
-        <w:numPr>
-          <w:ilvl w:val="0"/>
-          <w:numId w:val="2"/>
-        </w:numPr>
+        <w:t xml:space="preserve">#include &lt;math.h&gt;    // For mathematical functions</w:t>
+      </w:r>
+      <w:r/>
+    </w:p>
+    <w:p>
+      <w:pPr>
+        <w:pStyle w:val="33"/>
         <w:pBdr/>
         <w:spacing/>
         <w:ind/>
         <w:rPr/>
       </w:pPr>
-      <w:r>
-        <w:t xml:space="preserve">(Uitdaging) </w:t>
-      </w:r>
-      <w:r>
-        <w:t xml:space="preserve">Geef de mogelijkheid van </w:t>
-      </w:r>
-      <w:r>
-        <w:t xml:space="preserve">een </w:t>
-      </w:r>
-      <w:r>
-        <w:t xml:space="preserve">zet voor de gebruiker. Inclusief slaan.</w:t>
-      </w:r>
-      <w:r>
-        <w:t xml:space="preserve">  Als je ook het behalen van een dam toestaat wordt het nog wat lastiger.</w:t>
-      </w:r>
+      <w:r/>
+      <w:r/>
+    </w:p>
+    <w:p>
+      <w:pPr>
+        <w:pStyle w:val="33"/>
+        <w:pBdr/>
+        <w:spacing/>
+        <w:ind/>
+        <w:rPr/>
+      </w:pPr>
+      <w:r>
+        <w:t xml:space="preserve">float rect2X = 0;</w:t>
+      </w:r>
+      <w:r/>
+    </w:p>
+    <w:p>
+      <w:pPr>
+        <w:pStyle w:val="33"/>
+        <w:pBdr/>
+        <w:spacing/>
+        <w:ind/>
+        <w:rPr/>
+      </w:pPr>
+      <w:r>
+        <w:t xml:space="preserve">float rect2Y = 0;</w:t>
+      </w:r>
+      <w:r/>
+    </w:p>
+    <w:p>
+      <w:pPr>
+        <w:pStyle w:val="33"/>
+        <w:pBdr/>
+        <w:spacing/>
+        <w:ind/>
+        <w:rPr/>
+      </w:pPr>
+      <w:r>
+        <w:t xml:space="preserve">float rotation = 0;  // Rotation angle for the main square</w:t>
+      </w:r>
+      <w:r/>
+    </w:p>
+    <w:p>
+      <w:pPr>
+        <w:pStyle w:val="33"/>
+        <w:pBdr/>
+        <w:spacing/>
+        <w:ind/>
+        <w:rPr/>
+      </w:pPr>
+      <w:r/>
+      <w:r/>
+    </w:p>
+    <w:p>
+      <w:pPr>
+        <w:pStyle w:val="33"/>
+        <w:pBdr/>
+        <w:spacing/>
+        <w:ind/>
+        <w:rPr/>
+      </w:pPr>
+      <w:r>
+        <w:t xml:space="preserve">// Keyboard handler - responds to WASD keys to move the blue square</w:t>
+      </w:r>
+      <w:r/>
+    </w:p>
+    <w:p>
+      <w:pPr>
+        <w:pStyle w:val="33"/>
+        <w:pBdr/>
+        <w:spacing/>
+        <w:ind/>
+        <w:rPr/>
+      </w:pPr>
+      <w:r>
+        <w:t xml:space="preserve">void keyboard(unsigned char key, int x, int y) {</w:t>
+      </w:r>
+      <w:r/>
+    </w:p>
+    <w:p>
+      <w:pPr>
+        <w:pStyle w:val="33"/>
+        <w:pBdr/>
+        <w:spacing/>
+        <w:ind/>
+        <w:rPr/>
+      </w:pPr>
+      <w:r>
+        <w:t xml:space="preserve">    switch (key) {</w:t>
+      </w:r>
+      <w:r/>
+    </w:p>
+    <w:p>
+      <w:pPr>
+        <w:pStyle w:val="33"/>
+        <w:pBdr/>
+        <w:spacing/>
+        <w:ind/>
+        <w:rPr/>
+      </w:pPr>
+      <w:r>
+        <w:t xml:space="preserve">    case 'w':</w:t>
+      </w:r>
+      <w:r/>
+    </w:p>
+    <w:p>
+      <w:pPr>
+        <w:pStyle w:val="33"/>
+        <w:pBdr/>
+        <w:spacing/>
+        <w:ind/>
+        <w:rPr/>
+      </w:pPr>
+      <w:r>
+        <w:t xml:space="preserve">        rect2Y += 0.01f;  // Move up</w:t>
+      </w:r>
+      <w:r/>
+    </w:p>
+    <w:p>
+      <w:pPr>
+        <w:pStyle w:val="33"/>
+        <w:pBdr/>
+        <w:spacing/>
+        <w:ind/>
+        <w:rPr/>
+      </w:pPr>
+      <w:r>
+        <w:t xml:space="preserve">        break;</w:t>
+      </w:r>
+      <w:r/>
+    </w:p>
+    <w:p>
+      <w:pPr>
+        <w:pStyle w:val="33"/>
+        <w:pBdr/>
+        <w:spacing/>
+        <w:ind/>
+        <w:rPr/>
+      </w:pPr>
+      <w:r>
+        <w:t xml:space="preserve">    case 's':</w:t>
+      </w:r>
+      <w:r/>
+    </w:p>
+    <w:p>
+      <w:pPr>
+        <w:pStyle w:val="33"/>
+        <w:pBdr/>
+        <w:spacing/>
+        <w:ind/>
+        <w:rPr/>
+      </w:pPr>
+      <w:r>
+        <w:t xml:space="preserve">        rect2Y -= 0.01f;  // Move down</w:t>
+      </w:r>
+      <w:r/>
+    </w:p>
+    <w:p>
+      <w:pPr>
+        <w:pStyle w:val="33"/>
+        <w:pBdr/>
+        <w:spacing/>
+        <w:ind/>
+        <w:rPr/>
+      </w:pPr>
+      <w:r>
+        <w:t xml:space="preserve">        break;</w:t>
+      </w:r>
+      <w:r/>
+    </w:p>
+    <w:p>
+      <w:pPr>
+        <w:pStyle w:val="33"/>
+        <w:pBdr/>
+        <w:spacing/>
+        <w:ind/>
+        <w:rPr/>
+      </w:pPr>
+      <w:r>
+        <w:t xml:space="preserve">    case 'a':</w:t>
+      </w:r>
+      <w:r/>
+    </w:p>
+    <w:p>
+      <w:pPr>
+        <w:pStyle w:val="33"/>
+        <w:pBdr/>
+        <w:spacing/>
+        <w:ind/>
+        <w:rPr/>
+      </w:pPr>
+      <w:r>
+        <w:t xml:space="preserve">        rect2X -= 0.01f;  // Move left</w:t>
+      </w:r>
+      <w:r/>
+    </w:p>
+    <w:p>
+      <w:pPr>
+        <w:pStyle w:val="33"/>
+        <w:pBdr/>
+        <w:spacing/>
+        <w:ind/>
+        <w:rPr/>
+      </w:pPr>
+      <w:r>
+        <w:t xml:space="preserve">        break;</w:t>
+      </w:r>
+      <w:r/>
+    </w:p>
+    <w:p>
+      <w:pPr>
+        <w:pStyle w:val="33"/>
+        <w:pBdr/>
+        <w:spacing/>
+        <w:ind/>
+        <w:rPr/>
+      </w:pPr>
+      <w:r>
+        <w:t xml:space="preserve">    case 'd':</w:t>
+      </w:r>
+      <w:r/>
+    </w:p>
+    <w:p>
+      <w:pPr>
+        <w:pStyle w:val="33"/>
+        <w:pBdr/>
+        <w:spacing/>
+        <w:ind/>
+        <w:rPr/>
+      </w:pPr>
+      <w:r>
+        <w:t xml:space="preserve">        rect2X += 0.01f;  // Move right</w:t>
+      </w:r>
+      <w:r/>
+    </w:p>
+    <w:p>
+      <w:pPr>
+        <w:pStyle w:val="33"/>
+        <w:pBdr/>
+        <w:spacing/>
+        <w:ind/>
+        <w:rPr/>
+      </w:pPr>
+      <w:r>
+        <w:t xml:space="preserve">        break;</w:t>
+      </w:r>
+      <w:r/>
+    </w:p>
+    <w:p>
+      <w:pPr>
+        <w:pStyle w:val="33"/>
+        <w:pBdr/>
+        <w:spacing/>
+        <w:ind/>
+        <w:rPr/>
+      </w:pPr>
+      <w:r>
+        <w:t xml:space="preserve">    case 'r':</w:t>
+      </w:r>
+      <w:r/>
+    </w:p>
+    <w:p>
+      <w:pPr>
+        <w:pStyle w:val="33"/>
+        <w:pBdr/>
+        <w:spacing/>
+        <w:ind/>
+        <w:rPr/>
+      </w:pPr>
+      <w:r>
+        <w:t xml:space="preserve">        rotation += 5.0f;  // Rotate with 'r' key</w:t>
+      </w:r>
+      <w:r/>
+    </w:p>
+    <w:p>
+      <w:pPr>
+        <w:pStyle w:val="33"/>
+        <w:pBdr/>
+        <w:spacing/>
+        <w:ind/>
+        <w:rPr/>
+      </w:pPr>
+      <w:r>
+        <w:t xml:space="preserve">        if (rotation &gt;= 360.0f) rotation -= 360.0f;</w:t>
+      </w:r>
+      <w:r/>
+    </w:p>
+    <w:p>
+      <w:pPr>
+        <w:pStyle w:val="33"/>
+        <w:pBdr/>
+        <w:spacing/>
+        <w:ind/>
+        <w:rPr/>
+      </w:pPr>
+      <w:r>
+        <w:t xml:space="preserve">        break;</w:t>
+      </w:r>
+      <w:r/>
+    </w:p>
+    <w:p>
+      <w:pPr>
+        <w:pStyle w:val="33"/>
+        <w:pBdr/>
+        <w:spacing/>
+        <w:ind/>
+        <w:rPr/>
+      </w:pPr>
+      <w:r>
+        <w:t xml:space="preserve">    case 27:  // Escape key</w:t>
+      </w:r>
+      <w:r/>
+    </w:p>
+    <w:p>
+      <w:pPr>
+        <w:pStyle w:val="33"/>
+        <w:pBdr/>
+        <w:spacing/>
+        <w:ind/>
+        <w:rPr/>
+      </w:pPr>
+      <w:r>
+        <w:t xml:space="preserve">        exit(0);</w:t>
+      </w:r>
+      <w:r/>
+    </w:p>
+    <w:p>
+      <w:pPr>
+        <w:pStyle w:val="33"/>
+        <w:pBdr/>
+        <w:spacing/>
+        <w:ind/>
+        <w:rPr/>
+      </w:pPr>
+      <w:r>
+        <w:t xml:space="preserve">        break;</w:t>
+      </w:r>
+      <w:r/>
+    </w:p>
+    <w:p>
+      <w:pPr>
+        <w:pStyle w:val="33"/>
+        <w:pBdr/>
+        <w:spacing/>
+        <w:ind/>
+        <w:rPr/>
+      </w:pPr>
+      <w:r>
+        <w:t xml:space="preserve">    }</w:t>
+      </w:r>
+      <w:r/>
+    </w:p>
+    <w:p>
+      <w:pPr>
+        <w:pStyle w:val="33"/>
+        <w:pBdr/>
+        <w:spacing/>
+        <w:ind/>
+        <w:rPr/>
+      </w:pPr>
+      <w:r>
+        <w:t xml:space="preserve">    glutPostRedisplay();  // Redraw the window</w:t>
+      </w:r>
+      <w:r/>
+    </w:p>
+    <w:p>
+      <w:pPr>
+        <w:pStyle w:val="33"/>
+        <w:pBdr/>
+        <w:spacing/>
+        <w:ind/>
+        <w:rPr/>
+      </w:pPr>
+      <w:r>
+        <w:t xml:space="preserve">}</w:t>
+      </w:r>
+      <w:r/>
+    </w:p>
+    <w:p>
+      <w:pPr>
+        <w:pStyle w:val="33"/>
+        <w:pBdr/>
+        <w:spacing/>
+        <w:ind/>
+        <w:rPr/>
+      </w:pPr>
+      <w:r/>
+      <w:r/>
+    </w:p>
+    <w:p>
+      <w:pPr>
+        <w:pStyle w:val="33"/>
+        <w:pBdr/>
+        <w:spacing/>
+        <w:ind/>
+        <w:rPr/>
+      </w:pPr>
+      <w:r>
+        <w:t xml:space="preserve">// Display callback - renders all graphics</w:t>
+      </w:r>
+      <w:r/>
+    </w:p>
+    <w:p>
+      <w:pPr>
+        <w:pStyle w:val="33"/>
+        <w:pBdr/>
+        <w:spacing/>
+        <w:ind/>
+        <w:rPr/>
+      </w:pPr>
+      <w:r>
+        <w:t xml:space="preserve">void display() {</w:t>
+      </w:r>
+      <w:r/>
+    </w:p>
+    <w:p>
+      <w:pPr>
+        <w:pStyle w:val="33"/>
+        <w:pBdr/>
+        <w:spacing/>
+        <w:ind/>
+        <w:rPr/>
+      </w:pPr>
+      <w:r>
+        <w:t xml:space="preserve">    glClearColor(0.1f, 0.1f, 0.1f, 1.0f);  // Dark gray background</w:t>
+      </w:r>
+      <w:r/>
+    </w:p>
+    <w:p>
+      <w:pPr>
+        <w:pStyle w:val="33"/>
+        <w:pBdr/>
+        <w:spacing/>
+        <w:ind/>
+        <w:rPr/>
+      </w:pPr>
+      <w:r>
+        <w:t xml:space="preserve">    glClear(GL_COLOR_BUFFER_BIT);</w:t>
+      </w:r>
+      <w:r/>
+    </w:p>
+    <w:p>
+      <w:pPr>
+        <w:pStyle w:val="33"/>
+        <w:pBdr/>
+        <w:spacing/>
+        <w:ind/>
+        <w:rPr/>
+      </w:pPr>
+      <w:r>
+        <w:t xml:space="preserve">    </w:t>
+      </w:r>
+      <w:r/>
+    </w:p>
+    <w:p>
+      <w:pPr>
+        <w:pStyle w:val="33"/>
+        <w:pBdr/>
+        <w:spacing/>
+        <w:ind/>
+        <w:rPr/>
+      </w:pPr>
+      <w:r>
+        <w:t xml:space="preserve">    /* Draw RED rotating square with glRotatef */</w:t>
+      </w:r>
+      <w:r/>
+    </w:p>
+    <w:p>
+      <w:pPr>
+        <w:pStyle w:val="33"/>
+        <w:pBdr/>
+        <w:spacing/>
+        <w:ind/>
+        <w:rPr/>
+      </w:pPr>
+      <w:r>
+        <w:t xml:space="preserve">    glPushMatrix();  // Save current transformation matrix</w:t>
+      </w:r>
+      <w:r/>
+    </w:p>
+    <w:p>
+      <w:pPr>
+        <w:pStyle w:val="33"/>
+        <w:pBdr/>
+        <w:spacing/>
+        <w:ind/>
+        <w:rPr/>
+      </w:pPr>
+      <w:r>
+        <w:t xml:space="preserve">    glRotatef(rotation, 0.0f, 0.0f, 1.0f);  // Rotate around Z-axis</w:t>
+      </w:r>
+      <w:r/>
+    </w:p>
+    <w:p>
+      <w:pPr>
+        <w:pStyle w:val="33"/>
+        <w:pBdr/>
+        <w:spacing/>
+        <w:ind/>
+        <w:rPr/>
+      </w:pPr>
+      <w:r>
+        <w:t xml:space="preserve">    </w:t>
+      </w:r>
+      <w:r/>
+    </w:p>
+    <w:p>
+      <w:pPr>
+        <w:pStyle w:val="33"/>
+        <w:pBdr/>
+        <w:spacing/>
+        <w:ind/>
+        <w:rPr/>
+      </w:pPr>
+      <w:r>
+        <w:t xml:space="preserve">    glBegin(GL_QUADS);</w:t>
+      </w:r>
+      <w:r/>
+    </w:p>
+    <w:p>
+      <w:pPr>
+        <w:pStyle w:val="33"/>
+        <w:pBdr/>
+        <w:spacing/>
+        <w:ind/>
+        <w:rPr/>
+      </w:pPr>
+      <w:r>
+        <w:t xml:space="preserve">    glColor3f(1.0f, 0.2f, 0.2f);  // Red color</w:t>
+      </w:r>
+      <w:r/>
+    </w:p>
+    <w:p>
+      <w:pPr>
+        <w:pStyle w:val="33"/>
+        <w:pBdr/>
+        <w:spacing/>
+        <w:ind/>
+        <w:rPr/>
+      </w:pPr>
+      <w:r>
+        <w:t xml:space="preserve">    glVertex2f(-0.5f, -0.5f);</w:t>
+      </w:r>
+      <w:r/>
+    </w:p>
+    <w:p>
+      <w:pPr>
+        <w:pStyle w:val="33"/>
+        <w:pBdr/>
+        <w:spacing/>
+        <w:ind/>
+        <w:rPr/>
+      </w:pPr>
+      <w:r>
+        <w:t xml:space="preserve">    glVertex2f(0.5f, -0.5f);</w:t>
+      </w:r>
+      <w:r/>
+    </w:p>
+    <w:p>
+      <w:pPr>
+        <w:pStyle w:val="33"/>
+        <w:pBdr/>
+        <w:spacing/>
+        <w:ind/>
+        <w:rPr/>
+      </w:pPr>
+      <w:r>
+        <w:t xml:space="preserve">    glVertex2f(0.5f, 0.5f);</w:t>
+      </w:r>
+      <w:r/>
+    </w:p>
+    <w:p>
+      <w:pPr>
+        <w:pStyle w:val="33"/>
+        <w:pBdr/>
+        <w:spacing/>
+        <w:ind/>
+        <w:rPr/>
+      </w:pPr>
+      <w:r>
+        <w:t xml:space="preserve">    glVertex2f(-0.5f, 0.5f);</w:t>
+      </w:r>
+      <w:r/>
+    </w:p>
+    <w:p>
+      <w:pPr>
+        <w:pStyle w:val="33"/>
+        <w:pBdr/>
+        <w:spacing/>
+        <w:ind/>
+        <w:rPr/>
+      </w:pPr>
+      <w:r>
+        <w:t xml:space="preserve">    glEnd();</w:t>
+      </w:r>
+      <w:r/>
+    </w:p>
+    <w:p>
+      <w:pPr>
+        <w:pStyle w:val="33"/>
+        <w:pBdr/>
+        <w:spacing/>
+        <w:ind/>
+        <w:rPr/>
+      </w:pPr>
+      <w:r>
+        <w:t xml:space="preserve">    </w:t>
+      </w:r>
+      <w:r/>
+    </w:p>
+    <w:p>
+      <w:pPr>
+        <w:pStyle w:val="33"/>
+        <w:pBdr/>
+        <w:spacing/>
+        <w:ind/>
+        <w:rPr/>
+      </w:pPr>
+      <w:r>
+        <w:t xml:space="preserve">    glPopMatrix();  // Restore transformation matrix</w:t>
+      </w:r>
+      <w:r/>
+    </w:p>
+    <w:p>
+      <w:pPr>
+        <w:pStyle w:val="33"/>
+        <w:pBdr/>
+        <w:spacing/>
+        <w:ind/>
+        <w:rPr/>
+      </w:pPr>
+      <w:r>
+        <w:t xml:space="preserve">    </w:t>
+      </w:r>
+      <w:r/>
+    </w:p>
+    <w:p>
+      <w:pPr>
+        <w:pStyle w:val="33"/>
+        <w:pBdr/>
+        <w:spacing/>
+        <w:ind/>
+        <w:rPr/>
+      </w:pPr>
+      <w:r>
+        <w:t xml:space="preserve">    /* Draw GREEN triangle using glScalef */</w:t>
+      </w:r>
+      <w:r/>
+    </w:p>
+    <w:p>
+      <w:pPr>
+        <w:pStyle w:val="33"/>
+        <w:pBdr/>
+        <w:spacing/>
+        <w:ind/>
+        <w:rPr/>
+      </w:pPr>
+      <w:r>
+        <w:t xml:space="preserve">    glPushMatrix();</w:t>
+      </w:r>
+      <w:r/>
+    </w:p>
+    <w:p>
+      <w:pPr>
+        <w:pStyle w:val="33"/>
+        <w:pBdr/>
+        <w:spacing/>
+        <w:ind/>
+        <w:rPr/>
+      </w:pPr>
+      <w:r>
+        <w:t xml:space="preserve">    glTranslatef(0.6f, 0.6f, 0.0f);  // Move to top-right</w:t>
+      </w:r>
+      <w:r/>
+    </w:p>
+    <w:p>
+      <w:pPr>
+        <w:pStyle w:val="33"/>
+        <w:pBdr/>
+        <w:spacing/>
+        <w:ind/>
+        <w:rPr/>
+      </w:pPr>
+      <w:r>
+        <w:t xml:space="preserve">    glScalef(0.3f, 0.3f, 1.0f);      // Scale the triangle</w:t>
+      </w:r>
+      <w:r/>
+    </w:p>
+    <w:p>
+      <w:pPr>
+        <w:pStyle w:val="33"/>
+        <w:pBdr/>
+        <w:spacing/>
+        <w:ind/>
+        <w:rPr/>
+      </w:pPr>
+      <w:r>
+        <w:t xml:space="preserve">    </w:t>
+      </w:r>
+      <w:r/>
+    </w:p>
+    <w:p>
+      <w:pPr>
+        <w:pStyle w:val="33"/>
+        <w:pBdr/>
+        <w:spacing/>
+        <w:ind/>
+        <w:rPr/>
+      </w:pPr>
+      <w:r>
+        <w:t xml:space="preserve">    glBegin(GL_TRIANGLES);</w:t>
+      </w:r>
+      <w:r/>
+    </w:p>
+    <w:p>
+      <w:pPr>
+        <w:pStyle w:val="33"/>
+        <w:pBdr/>
+        <w:spacing/>
+        <w:ind/>
+        <w:rPr/>
+      </w:pPr>
+      <w:r>
+        <w:t xml:space="preserve">    glColor3f(0.2f, 1.0f, 0.2f);  // Green color</w:t>
+      </w:r>
+      <w:r/>
+    </w:p>
+    <w:p>
+      <w:pPr>
+        <w:pStyle w:val="33"/>
+        <w:pBdr/>
+        <w:spacing/>
+        <w:ind/>
+        <w:rPr/>
+      </w:pPr>
+      <w:r>
+        <w:t xml:space="preserve">    glVertex2f(0.0f, 0.5f);</w:t>
+      </w:r>
+      <w:r/>
+    </w:p>
+    <w:p>
+      <w:pPr>
+        <w:pStyle w:val="33"/>
+        <w:pBdr/>
+        <w:spacing/>
+        <w:ind/>
+        <w:rPr/>
+      </w:pPr>
+      <w:r>
+        <w:t xml:space="preserve">    glVertex2f(-0.5f, -0.5f);</w:t>
+      </w:r>
+      <w:r/>
+    </w:p>
+    <w:p>
+      <w:pPr>
+        <w:pStyle w:val="33"/>
+        <w:pBdr/>
+        <w:spacing/>
+        <w:ind/>
+        <w:rPr/>
+      </w:pPr>
+      <w:r>
+        <w:t xml:space="preserve">    glVertex2f(0.5f, -0.5f);</w:t>
+      </w:r>
+      <w:r/>
+    </w:p>
+    <w:p>
+      <w:pPr>
+        <w:pStyle w:val="33"/>
+        <w:pBdr/>
+        <w:spacing/>
+        <w:ind/>
+        <w:rPr/>
+      </w:pPr>
+      <w:r>
+        <w:t xml:space="preserve">    glEnd();</w:t>
+      </w:r>
+      <w:r/>
+    </w:p>
+    <w:p>
+      <w:pPr>
+        <w:pStyle w:val="33"/>
+        <w:pBdr/>
+        <w:spacing/>
+        <w:ind/>
+        <w:rPr/>
+      </w:pPr>
+      <w:r>
+        <w:t xml:space="preserve">    </w:t>
+      </w:r>
+      <w:r/>
+    </w:p>
+    <w:p>
+      <w:pPr>
+        <w:pStyle w:val="33"/>
+        <w:pBdr/>
+        <w:spacing/>
+        <w:ind/>
+        <w:rPr/>
+      </w:pPr>
+      <w:r>
+        <w:t xml:space="preserve">    glPopMatrix();</w:t>
+      </w:r>
+      <w:r/>
+    </w:p>
+    <w:p>
+      <w:pPr>
+        <w:pStyle w:val="33"/>
+        <w:pBdr/>
+        <w:spacing/>
+        <w:ind/>
+        <w:rPr/>
+      </w:pPr>
+      <w:r>
+        <w:t xml:space="preserve">    </w:t>
+      </w:r>
+      <w:r/>
+    </w:p>
+    <w:p>
+      <w:pPr>
+        <w:pStyle w:val="33"/>
+        <w:pBdr/>
+        <w:spacing/>
+        <w:ind/>
+        <w:rPr/>
+      </w:pPr>
+      <w:r>
+        <w:t xml:space="preserve">    /* Draw YELLOW triangle */</w:t>
+      </w:r>
+      <w:r/>
+    </w:p>
+    <w:p>
+      <w:pPr>
+        <w:pStyle w:val="33"/>
+        <w:pBdr/>
+        <w:spacing/>
+        <w:ind/>
+        <w:rPr/>
+      </w:pPr>
+      <w:r>
+        <w:t xml:space="preserve">    glPushMatrix();</w:t>
+      </w:r>
+      <w:r/>
+    </w:p>
+    <w:p>
+      <w:pPr>
+        <w:pStyle w:val="33"/>
+        <w:pBdr/>
+        <w:spacing/>
+        <w:ind/>
+        <w:rPr/>
+      </w:pPr>
+      <w:r>
+        <w:t xml:space="preserve">    glTranslatef(-0.6f, 0.6f, 0.0f);  // Move to top-left</w:t>
+      </w:r>
+      <w:r/>
+    </w:p>
+    <w:p>
+      <w:pPr>
+        <w:pStyle w:val="33"/>
+        <w:pBdr/>
+        <w:spacing/>
+        <w:ind/>
+        <w:rPr/>
+      </w:pPr>
+      <w:r>
+        <w:t xml:space="preserve">    glScalef(0.3f, 0.3f, 1.0f);       // Scale the triangle</w:t>
+      </w:r>
+      <w:r/>
+    </w:p>
+    <w:p>
+      <w:pPr>
+        <w:pStyle w:val="33"/>
+        <w:pBdr/>
+        <w:spacing/>
+        <w:ind/>
+        <w:rPr/>
+      </w:pPr>
+      <w:r>
+        <w:t xml:space="preserve">    </w:t>
+      </w:r>
+      <w:r/>
+    </w:p>
+    <w:p>
+      <w:pPr>
+        <w:pStyle w:val="33"/>
+        <w:pBdr/>
+        <w:spacing/>
+        <w:ind/>
+        <w:rPr/>
+      </w:pPr>
+      <w:r>
+        <w:t xml:space="preserve">    glBegin(GL_TRIANGLES);</w:t>
+      </w:r>
+      <w:r/>
+    </w:p>
+    <w:p>
+      <w:pPr>
+        <w:pStyle w:val="33"/>
+        <w:pBdr/>
+        <w:spacing/>
+        <w:ind/>
+        <w:rPr/>
+      </w:pPr>
+      <w:r>
+        <w:t xml:space="preserve">    glColor3f(1.0f, 1.0f, 0.2f);  // Yellow color</w:t>
+      </w:r>
+      <w:r/>
+    </w:p>
+    <w:p>
+      <w:pPr>
+        <w:pStyle w:val="33"/>
+        <w:pBdr/>
+        <w:spacing/>
+        <w:ind/>
+        <w:rPr/>
+      </w:pPr>
+      <w:r>
+        <w:t xml:space="preserve">    glVertex2f(0.0f, 0.5f);</w:t>
+      </w:r>
+      <w:r/>
+    </w:p>
+    <w:p>
+      <w:pPr>
+        <w:pStyle w:val="33"/>
+        <w:pBdr/>
+        <w:spacing/>
+        <w:ind/>
+        <w:rPr/>
+      </w:pPr>
+      <w:r>
+        <w:t xml:space="preserve">    glVertex2f(-0.5f, -0.5f);</w:t>
+      </w:r>
+      <w:r/>
+    </w:p>
+    <w:p>
+      <w:pPr>
+        <w:pStyle w:val="33"/>
+        <w:pBdr/>
+        <w:spacing/>
+        <w:ind/>
+        <w:rPr/>
+      </w:pPr>
+      <w:r>
+        <w:t xml:space="preserve">    glVertex2f(0.5f, -0.5f);</w:t>
+      </w:r>
+      <w:r/>
+    </w:p>
+    <w:p>
+      <w:pPr>
+        <w:pStyle w:val="33"/>
+        <w:pBdr/>
+        <w:spacing/>
+        <w:ind/>
+        <w:rPr/>
+      </w:pPr>
+      <w:r>
+        <w:t xml:space="preserve">    glEnd();</w:t>
+      </w:r>
+      <w:r/>
+    </w:p>
+    <w:p>
+      <w:pPr>
+        <w:pStyle w:val="33"/>
+        <w:pBdr/>
+        <w:spacing/>
+        <w:ind/>
+        <w:rPr/>
+      </w:pPr>
+      <w:r>
+        <w:t xml:space="preserve">    </w:t>
+      </w:r>
+      <w:r/>
+    </w:p>
+    <w:p>
+      <w:pPr>
+        <w:pStyle w:val="33"/>
+        <w:pBdr/>
+        <w:spacing/>
+        <w:ind/>
+        <w:rPr/>
+      </w:pPr>
+      <w:r>
+        <w:t xml:space="preserve">    glPopMatrix();</w:t>
+      </w:r>
+      <w:r/>
+    </w:p>
+    <w:p>
+      <w:pPr>
+        <w:pStyle w:val="33"/>
+        <w:pBdr/>
+        <w:spacing/>
+        <w:ind/>
+        <w:rPr/>
+      </w:pPr>
+      <w:r>
+        <w:t xml:space="preserve">    </w:t>
+      </w:r>
+      <w:r/>
+    </w:p>
+    <w:p>
+      <w:pPr>
+        <w:pStyle w:val="33"/>
+        <w:pBdr/>
+        <w:spacing/>
+        <w:ind/>
+        <w:rPr/>
+      </w:pPr>
+      <w:r>
+        <w:t xml:space="preserve">    /* Draw BLUE movable square */</w:t>
+      </w:r>
+      <w:r/>
+    </w:p>
+    <w:p>
+      <w:pPr>
+        <w:pStyle w:val="33"/>
+        <w:pBdr/>
+        <w:spacing/>
+        <w:ind/>
+        <w:rPr/>
+      </w:pPr>
+      <w:r>
+        <w:t xml:space="preserve">    glColor3f(0.2f, 0.4f, 1.0f);  // Blue color</w:t>
+      </w:r>
+      <w:r/>
+    </w:p>
+    <w:p>
+      <w:pPr>
+        <w:pStyle w:val="33"/>
+        <w:pBdr/>
+        <w:spacing/>
+        <w:ind/>
+        <w:rPr/>
+      </w:pPr>
+      <w:r>
+        <w:t xml:space="preserve">    glRectf(-0.1f + rect2X, -0.1f + rect2Y, 0.1f + rect2X, 0.1f + rect2Y);</w:t>
+      </w:r>
+      <w:r/>
+    </w:p>
+    <w:p>
+      <w:pPr>
+        <w:pStyle w:val="33"/>
+        <w:pBdr/>
+        <w:spacing/>
+        <w:ind/>
+        <w:rPr/>
+      </w:pPr>
+      <w:r>
+        <w:t xml:space="preserve">    </w:t>
+      </w:r>
+      <w:r/>
+    </w:p>
+    <w:p>
+      <w:pPr>
+        <w:pStyle w:val="33"/>
+        <w:pBdr/>
+        <w:spacing/>
+        <w:ind/>
+        <w:rPr/>
+      </w:pPr>
+      <w:r>
+        <w:t xml:space="preserve">    glFlush();  // Render now</w:t>
+      </w:r>
+      <w:r/>
+    </w:p>
+    <w:p>
+      <w:pPr>
+        <w:pStyle w:val="33"/>
+        <w:pBdr/>
+        <w:spacing/>
+        <w:ind/>
+        <w:rPr/>
+      </w:pPr>
+      <w:r>
+        <w:t xml:space="preserve">}</w:t>
+      </w:r>
+      <w:r/>
+    </w:p>
+    <w:p>
+      <w:pPr>
+        <w:pStyle w:val="33"/>
+        <w:pBdr/>
+        <w:spacing/>
+        <w:ind/>
+        <w:rPr/>
+      </w:pPr>
+      <w:r/>
+      <w:r/>
+    </w:p>
+    <w:p>
+      <w:pPr>
+        <w:pStyle w:val="33"/>
+        <w:pBdr/>
+        <w:spacing/>
+        <w:ind/>
+        <w:rPr/>
+      </w:pPr>
+      <w:r>
+        <w:t xml:space="preserve">// Reshape callback - handles window resize</w:t>
+      </w:r>
+      <w:r/>
+    </w:p>
+    <w:p>
+      <w:pPr>
+        <w:pStyle w:val="33"/>
+        <w:pBdr/>
+        <w:spacing/>
+        <w:ind/>
+        <w:rPr/>
+      </w:pPr>
+      <w:r>
+        <w:t xml:space="preserve">void reshape(int w, int h) {</w:t>
+      </w:r>
+      <w:r/>
+    </w:p>
+    <w:p>
+      <w:pPr>
+        <w:pStyle w:val="33"/>
+        <w:pBdr/>
+        <w:spacing/>
+        <w:ind/>
+        <w:rPr/>
+      </w:pPr>
+      <w:r>
+        <w:t xml:space="preserve">    if (h == 0) h = 1;  // Prevent division by zero</w:t>
+      </w:r>
+      <w:r/>
+    </w:p>
+    <w:p>
+      <w:pPr>
+        <w:pStyle w:val="33"/>
+        <w:pBdr/>
+        <w:spacing/>
+        <w:ind/>
+        <w:rPr/>
+      </w:pPr>
+      <w:r>
+        <w:t xml:space="preserve">    </w:t>
+      </w:r>
+      <w:r/>
+    </w:p>
+    <w:p>
+      <w:pPr>
+        <w:pStyle w:val="33"/>
+        <w:pBdr/>
+        <w:spacing/>
+        <w:ind/>
+        <w:rPr/>
+      </w:pPr>
+      <w:r>
+        <w:t xml:space="preserve">    glViewport(0, 0, w, h);  // Set viewport to window dimensions</w:t>
+      </w:r>
+      <w:r/>
+    </w:p>
+    <w:p>
+      <w:pPr>
+        <w:pStyle w:val="33"/>
+        <w:pBdr/>
+        <w:spacing/>
+        <w:ind/>
+        <w:rPr/>
+      </w:pPr>
+      <w:r>
+        <w:t xml:space="preserve">    glMatrixMode(GL_PROJECTION);</w:t>
+      </w:r>
+      <w:r/>
+    </w:p>
+    <w:p>
+      <w:pPr>
+        <w:pStyle w:val="33"/>
+        <w:pBdr/>
+        <w:spacing/>
+        <w:ind/>
+        <w:rPr/>
+      </w:pPr>
+      <w:r>
+        <w:t xml:space="preserve">    glLoadIdentity();</w:t>
+      </w:r>
+      <w:r/>
+    </w:p>
+    <w:p>
+      <w:pPr>
+        <w:pStyle w:val="33"/>
+        <w:pBdr/>
+        <w:spacing/>
+        <w:ind/>
+        <w:rPr/>
+      </w:pPr>
+      <w:r>
+        <w:t xml:space="preserve">    </w:t>
+      </w:r>
+      <w:r/>
+    </w:p>
+    <w:p>
+      <w:pPr>
+        <w:pStyle w:val="33"/>
+        <w:pBdr/>
+        <w:spacing/>
+        <w:ind/>
+        <w:rPr/>
+      </w:pPr>
+      <w:r>
+        <w:t xml:space="preserve">    // Set orthographic projection</w:t>
+      </w:r>
+      <w:r/>
+    </w:p>
+    <w:p>
+      <w:pPr>
+        <w:pStyle w:val="33"/>
+        <w:pBdr/>
+        <w:spacing/>
+        <w:ind/>
+        <w:rPr/>
+      </w:pPr>
+      <w:r>
+        <w:t xml:space="preserve">    float aspect = (float)w / (float)h;</w:t>
+      </w:r>
+      <w:r/>
+    </w:p>
+    <w:p>
+      <w:pPr>
+        <w:pStyle w:val="33"/>
+        <w:pBdr/>
+        <w:spacing/>
+        <w:ind/>
+        <w:rPr/>
+      </w:pPr>
+      <w:r>
+        <w:t xml:space="preserve">    if (w &gt;= h) {</w:t>
+      </w:r>
+      <w:r/>
+    </w:p>
+    <w:p>
+      <w:pPr>
+        <w:pStyle w:val="33"/>
+        <w:pBdr/>
+        <w:spacing/>
+        <w:ind/>
+        <w:rPr/>
+      </w:pPr>
+      <w:r>
+        <w:t xml:space="preserve">        glOrtho(-aspect, aspect, -1.0f, 1.0f, -1.0f, 1.0f);</w:t>
+      </w:r>
+      <w:r/>
+    </w:p>
+    <w:p>
+      <w:pPr>
+        <w:pStyle w:val="33"/>
+        <w:pBdr/>
+        <w:spacing/>
+        <w:ind/>
+        <w:rPr/>
+      </w:pPr>
+      <w:r>
+        <w:t xml:space="preserve">    } else {</w:t>
+      </w:r>
+      <w:r/>
+    </w:p>
+    <w:p>
+      <w:pPr>
+        <w:pStyle w:val="33"/>
+        <w:pBdr/>
+        <w:spacing/>
+        <w:ind/>
+        <w:rPr/>
+      </w:pPr>
+      <w:r>
+        <w:t xml:space="preserve">        glOrtho(-1.0f, 1.0f, -1.0f/aspect, 1.0f/aspect, -1.0f, 1.0f);</w:t>
+      </w:r>
+      <w:r/>
+    </w:p>
+    <w:p>
+      <w:pPr>
+        <w:pStyle w:val="33"/>
+        <w:pBdr/>
+        <w:spacing/>
+        <w:ind/>
+        <w:rPr/>
+      </w:pPr>
+      <w:r>
+        <w:t xml:space="preserve">    }</w:t>
+      </w:r>
+      <w:r/>
+    </w:p>
+    <w:p>
+      <w:pPr>
+        <w:pStyle w:val="33"/>
+        <w:pBdr/>
+        <w:spacing/>
+        <w:ind/>
+        <w:rPr/>
+      </w:pPr>
+      <w:r>
+        <w:t xml:space="preserve">    </w:t>
+      </w:r>
+      <w:r/>
+    </w:p>
+    <w:p>
+      <w:pPr>
+        <w:pStyle w:val="33"/>
+        <w:pBdr/>
+        <w:spacing/>
+        <w:ind/>
+        <w:rPr/>
+      </w:pPr>
+      <w:r>
+        <w:t xml:space="preserve">    glMatrixMode(GL_MODELVIEW);</w:t>
+      </w:r>
+      <w:r/>
+    </w:p>
+    <w:p>
+      <w:pPr>
+        <w:pStyle w:val="33"/>
+        <w:pBdr/>
+        <w:spacing/>
+        <w:ind/>
+        <w:rPr/>
+      </w:pPr>
+      <w:r>
+        <w:t xml:space="preserve">    glLoadIdentity();</w:t>
+      </w:r>
+      <w:r/>
+    </w:p>
+    <w:p>
+      <w:pPr>
+        <w:pStyle w:val="33"/>
+        <w:pBdr/>
+        <w:spacing/>
+        <w:ind/>
+        <w:rPr/>
+      </w:pPr>
+      <w:r>
+        <w:t xml:space="preserve">}</w:t>
+      </w:r>
+      <w:r/>
+    </w:p>
+    <w:p>
+      <w:pPr>
+        <w:pStyle w:val="33"/>
+        <w:pBdr/>
+        <w:spacing/>
+        <w:ind/>
+        <w:rPr/>
+      </w:pPr>
+      <w:r/>
+      <w:r/>
+    </w:p>
+    <w:p>
+      <w:pPr>
+        <w:pStyle w:val="33"/>
+        <w:pBdr/>
+        <w:spacing/>
+        <w:ind/>
+        <w:rPr/>
+      </w:pPr>
+      <w:r>
+        <w:t xml:space="preserve">// Main function</w:t>
+      </w:r>
+      <w:r/>
+    </w:p>
+    <w:p>
+      <w:pPr>
+        <w:pStyle w:val="33"/>
+        <w:pBdr/>
+        <w:spacing/>
+        <w:ind/>
+        <w:rPr/>
+      </w:pPr>
+      <w:r>
+        <w:t xml:space="preserve">int main(int argc, char** argv) {</w:t>
+      </w:r>
+      <w:r/>
+    </w:p>
+    <w:p>
+      <w:pPr>
+        <w:pStyle w:val="33"/>
+        <w:pBdr/>
+        <w:spacing/>
+        <w:ind/>
+        <w:rPr/>
+      </w:pPr>
+      <w:r>
+        <w:t xml:space="preserve">    glutInit(&amp;argc, argv);</w:t>
+      </w:r>
+      <w:r/>
+    </w:p>
+    <w:p>
+      <w:pPr>
+        <w:pStyle w:val="33"/>
+        <w:pBdr/>
+        <w:spacing/>
+        <w:ind/>
+        <w:rPr/>
+      </w:pPr>
+      <w:r>
+        <w:t xml:space="preserve">    glutCreateWindow("OpenGL Enhanced Demo");</w:t>
+      </w:r>
+      <w:r/>
+    </w:p>
+    <w:p>
+      <w:pPr>
+        <w:pStyle w:val="33"/>
+        <w:pBdr/>
+        <w:spacing/>
+        <w:ind/>
+        <w:rPr/>
+      </w:pPr>
+      <w:r>
+        <w:t xml:space="preserve">    glutInitWindowSize(640, 640);</w:t>
+      </w:r>
+      <w:r/>
+    </w:p>
+    <w:p>
+      <w:pPr>
+        <w:pStyle w:val="33"/>
+        <w:pBdr/>
+        <w:spacing/>
+        <w:ind/>
+        <w:rPr/>
+      </w:pPr>
+      <w:r>
+        <w:t xml:space="preserve">    glutInitWindowPosition(50, 50);</w:t>
+      </w:r>
+      <w:r/>
+    </w:p>
+    <w:p>
+      <w:pPr>
+        <w:pStyle w:val="33"/>
+        <w:pBdr/>
+        <w:spacing/>
+        <w:ind/>
+        <w:rPr/>
+      </w:pPr>
+      <w:r>
+        <w:t xml:space="preserve">    </w:t>
+      </w:r>
+      <w:r/>
+    </w:p>
+    <w:p>
+      <w:pPr>
+        <w:pStyle w:val="33"/>
+        <w:pBdr/>
+        <w:spacing/>
+        <w:ind/>
+        <w:rPr/>
+      </w:pPr>
+      <w:r>
+        <w:t xml:space="preserve">    glutDisplayFunc(display);      // Register display callback</w:t>
+      </w:r>
+      <w:r/>
+    </w:p>
+    <w:p>
+      <w:pPr>
+        <w:pStyle w:val="33"/>
+        <w:pBdr/>
+        <w:spacing/>
+        <w:ind/>
+        <w:rPr/>
+      </w:pPr>
+      <w:r>
+        <w:t xml:space="preserve">    glutReshapeFunc(reshape);      // Register reshape callback</w:t>
+      </w:r>
+      <w:r/>
+    </w:p>
+    <w:p>
+      <w:pPr>
+        <w:pStyle w:val="33"/>
+        <w:pBdr/>
+        <w:spacing/>
+        <w:ind/>
+        <w:rPr/>
+      </w:pPr>
+      <w:r>
+        <w:t xml:space="preserve">    glutKeyboardFunc(keyboard);    // Register keyboard callback</w:t>
+      </w:r>
+      <w:r/>
+    </w:p>
+    <w:p>
+      <w:pPr>
+        <w:pStyle w:val="33"/>
+        <w:pBdr/>
+        <w:spacing/>
+        <w:ind/>
+        <w:rPr/>
+      </w:pPr>
+      <w:r>
+        <w:t xml:space="preserve">    </w:t>
+      </w:r>
+      <w:r/>
+    </w:p>
+    <w:p>
+      <w:pPr>
+        <w:pStyle w:val="33"/>
+        <w:pBdr/>
+        <w:spacing/>
+        <w:ind/>
+        <w:rPr/>
+      </w:pPr>
+      <w:r>
+        <w:t xml:space="preserve">    glEnable(GL_BLEND);</w:t>
+      </w:r>
+      <w:r/>
+    </w:p>
+    <w:p>
+      <w:pPr>
+        <w:pStyle w:val="33"/>
+        <w:pBdr/>
+        <w:spacing/>
+        <w:ind/>
+        <w:rPr/>
+      </w:pPr>
+      <w:r>
+        <w:t xml:space="preserve">    glBlendFunc(GL_SRC_ALPHA, GL_ONE_MINUS_SRC_ALPHA);</w:t>
+      </w:r>
+      <w:r/>
+    </w:p>
+    <w:p>
+      <w:pPr>
+        <w:pStyle w:val="33"/>
+        <w:pBdr/>
+        <w:spacing/>
+        <w:ind/>
+        <w:rPr/>
+      </w:pPr>
+      <w:r>
+        <w:t xml:space="preserve">    </w:t>
+      </w:r>
+      <w:r/>
+    </w:p>
+    <w:p>
+      <w:pPr>
+        <w:pStyle w:val="33"/>
+        <w:pBdr/>
+        <w:spacing/>
+        <w:ind/>
+        <w:rPr/>
+      </w:pPr>
+      <w:r>
+        <w:t xml:space="preserve">    glutMainLoop();  // Enter event-processing loop</w:t>
+      </w:r>
+      <w:r/>
+    </w:p>
+    <w:p>
+      <w:pPr>
+        <w:pStyle w:val="33"/>
+        <w:pBdr/>
+        <w:spacing/>
+        <w:ind/>
+        <w:rPr/>
+      </w:pPr>
+      <w:r>
+        <w:t xml:space="preserve">    return 0;</w:t>
+      </w:r>
+      <w:r/>
+    </w:p>
+    <w:p>
+      <w:pPr>
+        <w:pStyle w:val="33"/>
+        <w:pBdr/>
+        <w:spacing/>
+        <w:ind/>
+        <w:rPr/>
+      </w:pPr>
+      <w:r>
+        <w:t xml:space="preserve">}</w:t>
+      </w:r>
+      <w:r/>
+      <w:r/>
+      <w:r/>
       <w:r/>
     </w:p>
     <w:sectPr>
+      <w:headerReference w:type="default" r:id="rId9"/>
       <w:footnotePr/>
       <w:endnotePr/>
       <w:type w:val="nextPage"/>
@@ -3955,6 +5562,79 @@
     </w:p>
   </w:footnote>
 </w:footnotes>
+</file>
+
+<file path=word/header1.xml><?xml version="1.0" encoding="utf-8"?>
+<w:hdr xmlns:wpc="http://schemas.microsoft.com/office/word/2010/wordprocessingCanvas" xmlns:mc="http://schemas.openxmlformats.org/markup-compatibility/2006" xmlns:o="urn:schemas-microsoft-com:office:office" xmlns:r="http://schemas.openxmlformats.org/officeDocument/2006/relationships" xmlns:m="http://schemas.openxmlformats.org/officeDocument/2006/math" xmlns:v="urn:schemas-microsoft-com:vml" xmlns:wp14="http://schemas.microsoft.com/office/word/2010/wordprocessingDrawing" xmlns:wp="http://schemas.openxmlformats.org/drawingml/2006/wordprocessingDrawing" xmlns:w10="urn:schemas-microsoft-com:office:word" xmlns:w="http://schemas.openxmlformats.org/wordprocessingml/2006/main" xmlns:w14="http://schemas.microsoft.com/office/word/2010/wordml" xmlns:w15="http://schemas.microsoft.com/office/word/2012/wordml" xmlns:wpg="http://schemas.microsoft.com/office/word/2010/wordprocessingGroup" xmlns:wpi="http://schemas.microsoft.com/office/word/2010/wordprocessingInk" xmlns:wne="http://schemas.microsoft.com/office/word/2006/wordml" xmlns:a="http://schemas.openxmlformats.org/drawingml/2006/main" xmlns:wps="http://schemas.microsoft.com/office/word/2010/wordprocessingShape" mc:Ignorable="w14 w15 wp14">
+  <w:p>
+    <w:pPr>
+      <w:pStyle w:val="42"/>
+      <w:pBdr/>
+      <w:spacing/>
+      <w:ind/>
+      <w:rPr>
+        <w:highlight w:val="none"/>
+        <w:lang w:val="en-GB"/>
+      </w:rPr>
+    </w:pPr>
+    <w:r>
+      <w:rPr>
+        <w:lang w:val="en-GB"/>
+      </w:rPr>
+      <w:t xml:space="preserve">Author: Tom Steenvoorden</w:t>
+    </w:r>
+    <w:r/>
+  </w:p>
+  <w:p>
+    <w:pPr>
+      <w:pStyle w:val="42"/>
+      <w:pBdr/>
+      <w:spacing/>
+      <w:ind/>
+      <w:rPr>
+        <w:highlight w:val="none"/>
+        <w:lang w:val="en-GB"/>
+      </w:rPr>
+    </w:pPr>
+    <w:r>
+      <w:rPr>
+        <w:highlight w:val="none"/>
+        <w:lang w:val="en-GB"/>
+      </w:rPr>
+      <w:t xml:space="preserve">Date: 23/03/2026</w:t>
+    </w:r>
+    <w:r>
+      <w:rPr>
+        <w:highlight w:val="none"/>
+        <w:lang w:val="en-GB"/>
+      </w:rPr>
+    </w:r>
+    <w:r>
+      <w:rPr>
+        <w:highlight w:val="none"/>
+        <w:lang w:val="en-GB"/>
+      </w:rPr>
+    </w:r>
+    <w:r>
+      <w:rPr>
+        <w:highlight w:val="none"/>
+        <w:lang w:val="en-GB"/>
+      </w:rPr>
+    </w:r>
+    <w:r>
+      <w:rPr>
+        <w:highlight w:val="none"/>
+        <w:lang w:val="en-GB"/>
+      </w:rPr>
+    </w:r>
+    <w:r>
+      <w:rPr>
+        <w:highlight w:val="none"/>
+        <w:lang w:val="en-GB"/>
+      </w:rPr>
+    </w:r>
+  </w:p>
+</w:hdr>
 </file>
 
 <file path=word/numbering.xml><?xml version="1.0" encoding="utf-8"?>
